--- a/f1run/toolkit/F1 Merge Master v7 - B2C.docx
+++ b/f1run/toolkit/F1 Merge Master v7 - B2C.docx
@@ -126,11 +126,11 @@
         <w:rPr>
           <w:b/>
         </w:rPr>
-        <w:t xml:space="preserve">Shared Values: </w:t>
+        <w:t xml:space="preserve">Market Reference: </w:t>
       </w:r>
-      <w:fldSimple w:instr=" MERGEFIELD Shared_values \* MERGEFORMAT ">
+      <w:fldSimple w:instr=" MERGEFIELD Market_reference \* MERGEFORMAT ">
         <w:r>
-          <w:t>«Shared_values»</w:t>
+          <w:t>«Market_reference»</w:t>
         </w:r>
       </w:fldSimple>
     </w:p>
@@ -148,11 +148,11 @@
         <w:rPr>
           <w:b/>
         </w:rPr>
-        <w:t xml:space="preserve">Market Reference: </w:t>
+        <w:t xml:space="preserve">Shared Values: </w:t>
       </w:r>
-      <w:fldSimple w:instr=" MERGEFIELD Market_reference \* MERGEFORMAT ">
+      <w:fldSimple w:instr=" MERGEFIELD Shared_values \* MERGEFORMAT ">
         <w:r>
-          <w:t>«Market_reference»</w:t>
+          <w:t>«Shared_values»</w:t>
         </w:r>
       </w:fldSimple>
     </w:p>
@@ -188,7 +188,7 @@
         <w:spacing w:line="360" w:lineRule="auto" w:before="0" w:after="0"/>
       </w:pPr>
       <w:r>
-        <w:t>Open to a short call to see if there is an alignment? If interested, we would love to host you at a race to show you how partners are generating ROI.</w:t>
+        <w:t>Would you be open to a quick call?</w:t>
       </w:r>
     </w:p>
     <w:p>

--- a/f1run/toolkit/F1 Merge Master v7 - B2C.docx
+++ b/f1run/toolkit/F1 Merge Master v7 - B2C.docx
@@ -598,7 +598,7 @@
     <w:rsid w:val="00FC693F"/>
     <w:rPr>
       <w:rFonts w:ascii="Calibri" w:hAnsi="Calibri"/>
-      <w:sz w:val="22"/>
+      <w:sz w:val="24"/>
     </w:rPr>
   </w:style>
   <w:style w:type="paragraph" w:styleId="Header">
